--- a/docs/03_簡易仕様書.docx
+++ b/docs/03_簡易仕様書.docx
@@ -1334,7 +1334,7 @@
                 <w:sz w:val="20"/>
                 <w:szCs w:val="20"/>
               </w:rPr>
-              <w:t xml:space="preserve">サイト紹介、コンセプト文、「3分で診断する」CTA、16タイプのプレビュー一覧表示</w:t>
+              <w:t xml:space="preserve">Hero（サイト紹介・「3分で診断する」CTA）、②16タイプ紹介ギャラリー（キャラクター画像プレースホルダー付きカードのグリッド表示、クリックで詳細ページへ）、③診断へのCTA、の3セクション構成</w:t>
             </w:r>
           </w:p>
         </w:tc>
@@ -1359,7 +1359,7 @@
                 <w:sz w:val="20"/>
                 <w:szCs w:val="20"/>
               </w:rPr>
-              <w:t xml:space="preserve">②性格診断 質問画面（Q1〜Q24）</w:t>
+              <w:t xml:space="preserve">②タイプ詳細ページ（#/types/CODE）</w:t>
             </w:r>
           </w:p>
         </w:tc>
@@ -1382,7 +1382,7 @@
                 <w:sz w:val="20"/>
                 <w:szCs w:val="20"/>
               </w:rPr>
-              <w:t xml:space="preserve">A/B 2つのステートメントを提示し、4段階（Aに近い〜Bに近い）から回答。進捗表示（質問 n/30）。回答ごとに自動で次の質問へ遷移</w:t>
+              <w:t xml:space="preserve">大きなキャラクター画像エリア、タイプ名・キャッチコピー・説明、投資家としての特徴、相性の良い投資スタイルTOP3、注意点、代表的投資家（免責注記つき）、一覧へ戻る導線、診断開始CTAを表示。URLハッシュによるルーティングでブックマーク・共有・リロードに対応</w:t>
             </w:r>
           </w:p>
         </w:tc>
@@ -1407,7 +1407,7 @@
                 <w:sz w:val="20"/>
                 <w:szCs w:val="20"/>
               </w:rPr>
-              <w:t xml:space="preserve">③セクター診断 質問画面（Q25〜Q30）</w:t>
+              <w:t xml:space="preserve">③性格診断 質問画面（Q1〜Q24）</w:t>
             </w:r>
           </w:p>
         </w:tc>
@@ -1430,7 +1430,7 @@
                 <w:sz w:val="20"/>
                 <w:szCs w:val="20"/>
               </w:rPr>
-              <w:t xml:space="preserve">生活習慣・興味に関する質問を4択で提示し、回答ごとに自動で次の質問へ遷移</w:t>
+              <w:t xml:space="preserve">A/B 2つのステートメントを提示し、○の大きさで回答する7段階の視覚的スケール（両端が大きく中央が小さい）から回答。進捗表示（質問 n/30）。回答ごとに自動で次の質問へ遷移</w:t>
             </w:r>
           </w:p>
         </w:tc>
@@ -1455,7 +1455,7 @@
                 <w:sz w:val="20"/>
                 <w:szCs w:val="20"/>
               </w:rPr>
-              <w:t xml:space="preserve">④診断結果画面</w:t>
+              <w:t xml:space="preserve">④セクター診断 質問画面（Q25〜Q30）</w:t>
             </w:r>
           </w:p>
         </w:tc>
@@ -1478,7 +1478,55 @@
                 <w:sz w:val="20"/>
                 <w:szCs w:val="20"/>
               </w:rPr>
-              <w:t xml:space="preserve">16タイプ判定結果（印影演出つき）、投資家DNA（レーダーチャート＋12指標バー）、特徴、相性の良い投資スタイルTOP3、注意点、得意セクターTOP3、代表的投資家（免責注記つき）、結果シェア、再診断ボタンを表示</w:t>
+              <w:t xml:space="preserve">生活習慣・興味に関する質問を4択で提示し、回答ごとに自動で次の質問へ遷移</w:t>
+            </w:r>
+          </w:p>
+        </w:tc>
+      </w:tr>
+      <w:tr>
+        <w:tc>
+          <w:tcPr>
+            <w:tcW w:type="dxa" w:w="3200"/>
+            <w:tcMar>
+              <w:top w:type="dxa" w:w="80"/>
+              <w:left w:type="dxa" w:w="100"/>
+              <w:bottom w:type="dxa" w:w="80"/>
+              <w:right w:type="dxa" w:w="100"/>
+            </w:tcMar>
+          </w:tcPr>
+          <w:p>
+            <w:r>
+              <w:rPr>
+                <w:b w:val="false"/>
+                <w:bCs w:val="false"/>
+                <w:color w:val="1A1E27"/>
+                <w:sz w:val="20"/>
+                <w:szCs w:val="20"/>
+              </w:rPr>
+              <w:t xml:space="preserve">⑤診断結果画面</w:t>
+            </w:r>
+          </w:p>
+        </w:tc>
+        <w:tc>
+          <w:tcPr>
+            <w:tcW w:type="dxa" w:w="6150"/>
+            <w:tcMar>
+              <w:top w:type="dxa" w:w="80"/>
+              <w:left w:type="dxa" w:w="100"/>
+              <w:bottom w:type="dxa" w:w="80"/>
+              <w:right w:type="dxa" w:w="100"/>
+            </w:tcMar>
+          </w:tcPr>
+          <w:p>
+            <w:r>
+              <w:rPr>
+                <w:b w:val="false"/>
+                <w:bCs w:val="false"/>
+                <w:color w:val="1A1E27"/>
+                <w:sz w:val="20"/>
+                <w:szCs w:val="20"/>
+              </w:rPr>
+              <w:t xml:space="preserve">16タイプ判定結果（印影演出つき）、投資家DNA（レーダーチャート＋12指標バー）、特徴、相性の良い投資スタイルTOP3、注意点、得意セクターTOP3、代表的投資家（免責注記つき）、タイプ詳細ページへのリンク、結果シェア、再診断ボタンを表示</w:t>
             </w:r>
           </w:p>
         </w:tc>
@@ -1565,7 +1613,7 @@
           <w:sz w:val="21"/>
           <w:szCs w:val="21"/>
         </w:rPr>
-        <w:t xml:space="preserve">各質問は4段階の回答スケールを持ち、回答に応じて軸のa側・b側にポイントが加算される（1問あたり合計3点）。</w:t>
+        <w:t xml:space="preserve">各質問は○の大きさで回答する7段階の視覚的スケール（両端が最大・中央が最小）を持ち、回答に応じて軸のa側・b側にポイントが加算される（1問あたり合計6点）。</w:t>
       </w:r>
     </w:p>
     <w:p>
@@ -1583,7 +1631,7 @@
           <w:sz w:val="21"/>
           <w:szCs w:val="21"/>
         </w:rPr>
-        <w:t xml:space="preserve">全24問の回答終了後、軸ごとにa側・b側の合計を百分率に変換し、比率の高い側の文字を採用する。</w:t>
+        <w:t xml:space="preserve">全24問の回答終了後、軸ごとにa側・b側の合計を百分率に変換し、比率の高い側の文字を採用する（配点の絶対値ではなく百分率で判定するため、スケールの段階数を変更しても判定ロジックへの影響はない）。</w:t>
       </w:r>
     </w:p>
     <w:p>
@@ -1673,6 +1721,35 @@
           <w:szCs w:val="21"/>
         </w:rPr>
         <w:t xml:space="preserve">性格診断とは独立して、生活習慣・興味に関する6問（4択）を出題し、選択されたセクターを集計。回答終了後、出現回数の多い上位3セクターを「得意になりやすい日本株セクター」として提示する。</w:t>
+      </w:r>
+    </w:p>
+    <w:p>
+      <w:pPr>
+        <w:pStyle w:val="Heading2"/>
+        <w:spacing w:after="100" w:before="240"/>
+      </w:pPr>
+      <w:r>
+        <w:rPr>
+          <w:b/>
+          <w:bCs/>
+          <w:color w:val="1A1E27"/>
+          <w:sz w:val="24"/>
+          <w:szCs w:val="24"/>
+        </w:rPr>
+        <w:t xml:space="preserve">6.4 16タイプ紹介ギャラリー・タイプ詳細ページ</w:t>
+      </w:r>
+    </w:p>
+    <w:p>
+      <w:pPr>
+        <w:spacing w:after="120"/>
+      </w:pPr>
+      <w:r>
+        <w:rPr>
+          <w:color w:val="1A1E27"/>
+          <w:sz w:val="21"/>
+          <w:szCs w:val="21"/>
+        </w:rPr>
+        <w:t xml:space="preserve">16タイプそれぞれのデータ（Code・日本語名・English名・キャッチコピー・詳細説明・特徴・向いている投資スタイル・注意点・代表的投資家・タイプカラー・画像パス）は js/data.js の investorTypes 相当のデータ構造（TYPES オブジェクト）に一元管理し、コンポーネント側にはベタ書きしない。画像は /images/types/{CODE}.webp を配置するだけで、プレースホルダー表示から自動的に正式なキャラクター画像に差し替わる設計とした（画像が存在しない場合は onerror でプレースホルダーへフォールバック）。</w:t>
       </w:r>
     </w:p>
     <w:p>
